--- a/docs/grant-summaries/murdock-strategic-projects.docx
+++ b/docs/grant-summaries/murdock-strategic-projects.docx
@@ -530,7 +530,7 @@
         </w:rPr>
         <w:t xml:space="preserve">Official funder page: </w:t>
       </w:r>
-      <w:hyperlink w:history="1" r:id="rIdh11mdqxyyujm866tbe9ni">
+      <w:hyperlink w:history="1" r:id="rIdkb8leavulh2scleyb0pp2">
         <w:r>
           <w:rPr>
             <w:rStyle w:val="Hyperlink"/>

--- a/docs/grant-summaries/murdock-strategic-projects.docx
+++ b/docs/grant-summaries/murdock-strategic-projects.docx
@@ -530,7 +530,7 @@
         </w:rPr>
         <w:t xml:space="preserve">Official funder page: </w:t>
       </w:r>
-      <w:hyperlink w:history="1" r:id="rIdkb8leavulh2scleyb0pp2">
+      <w:hyperlink w:history="1" r:id="rIdsldcew2qzw2dcaxupgqvb">
         <w:r>
           <w:rPr>
             <w:rStyle w:val="Hyperlink"/>

--- a/docs/grant-summaries/murdock-strategic-projects.docx
+++ b/docs/grant-summaries/murdock-strategic-projects.docx
@@ -444,6 +444,23 @@
         <w:pStyle w:val="Heading2"/>
       </w:pPr>
       <w:r>
+        <w:t xml:space="preserve">How This Applies to Proud Ground</w:t>
+      </w:r>
+    </w:p>
+    <w:p>
+      <w:r>
+        <w:rPr>
+          <w:sz w:val="22"/>
+          <w:szCs w:val="22"/>
+        </w:rPr>
+        <w:t xml:space="preserve">Murdock's Strategic Projects funding suits a defined capacity, technology, or program-expansion need that strengthens Proud Ground's operations. A rolling inquiry lets Proud Ground propose, for example, systems to manage its growing stewardship caseload or to expand homebuyer programming.</w:t>
+      </w:r>
+    </w:p>
+    <w:p>
+      <w:pPr>
+        <w:pStyle w:val="Heading2"/>
+      </w:pPr>
+      <w:r>
         <w:t xml:space="preserve">Application Checklist — What You’ll Need</w:t>
       </w:r>
     </w:p>
@@ -530,7 +547,7 @@
         </w:rPr>
         <w:t xml:space="preserve">Official funder page: </w:t>
       </w:r>
-      <w:hyperlink w:history="1" r:id="rIdsldcew2qzw2dcaxupgqvb">
+      <w:hyperlink w:history="1" r:id="rId5nj2d4mvod7ndc31u7cfo">
         <w:r>
           <w:rPr>
             <w:rStyle w:val="Hyperlink"/>

--- a/docs/grant-summaries/murdock-strategic-projects.docx
+++ b/docs/grant-summaries/murdock-strategic-projects.docx
@@ -547,7 +547,7 @@
         </w:rPr>
         <w:t xml:space="preserve">Official funder page: </w:t>
       </w:r>
-      <w:hyperlink w:history="1" r:id="rId5nj2d4mvod7ndc31u7cfo">
+      <w:hyperlink w:history="1" r:id="rIddtlyunv6txjjmayyv2tdj">
         <w:r>
           <w:rPr>
             <w:rStyle w:val="Hyperlink"/>
